--- a/exercises/Bài tập 058 - Câu điều kiện loại 0.docx
+++ b/exercises/Bài tập 058 - Câu điều kiện loại 0.docx
@@ -9,6 +9,7 @@
         <w:rPr>
           <w:rFonts w:ascii="Arial" w:hAnsi="Arial" w:cs="Arial"/>
           <w:b/>
+          <w:color w:val="000000"/>
           <w:sz w:val="32"/>
         </w:rPr>
       </w:pPr>
@@ -16,6 +17,7 @@
         <w:rPr>
           <w:rFonts w:ascii="Arial" w:hAnsi="Arial" w:cs="Arial"/>
           <w:b/>
+          <w:color w:val="000000"/>
           <w:sz w:val="32"/>
         </w:rPr>
         <w:t>BÀI TẬP NGÀY 58</w:t>
@@ -28,6 +30,7 @@
         <w:rPr>
           <w:rFonts w:ascii="Arial" w:hAnsi="Arial" w:cs="Arial"/>
           <w:b/>
+          <w:color w:val="000000"/>
           <w:sz w:val="36"/>
         </w:rPr>
       </w:pPr>
@@ -35,330 +38,829 @@
         <w:rPr>
           <w:rFonts w:ascii="Arial" w:hAnsi="Arial" w:cs="Arial"/>
           <w:b/>
+          <w:color w:val="000000"/>
           <w:sz w:val="36"/>
         </w:rPr>
         <w:t>CÂU ĐIỀU KIỆN LOẠI 0</w:t>
       </w:r>
     </w:p>
     <w:p>
-      <w:r>
+      <w:pPr>
+        <w:rPr>
+          <w:color w:val="000000"/>
+        </w:rPr>
+      </w:pPr>
+      <w:r>
+        <w:rPr>
+          <w:color w:val="000000"/>
+        </w:rPr>
         <w:t>Họ và tên: __________________________                         Điểm: ________/100</w:t>
       </w:r>
     </w:p>
     <w:p>
       <w:pPr>
         <w:pStyle w:val="Heading1"/>
+        <w:spacing w:before="60"/>
       </w:pPr>
       <w:r>
         <w:t>PHẦN 1. CHỌN ĐÁP ÁN ĐÚNG (10 điểm)</w:t>
       </w:r>
     </w:p>
     <w:p>
-      <w:r>
+      <w:pPr>
+        <w:spacing w:before="80" w:after="120"/>
+        <w:rPr>
+          <w:color w:val="000000"/>
+        </w:rPr>
+      </w:pPr>
+      <w:r>
+        <w:rPr>
+          <w:color w:val="000000"/>
+        </w:rPr>
         <w:t>1. If you heat ice, it ______.   A. melts   B. will melt   C. melted</w:t>
       </w:r>
     </w:p>
     <w:p>
-      <w:r>
+      <w:pPr>
+        <w:spacing w:before="120" w:after="120"/>
+        <w:rPr>
+          <w:color w:val="000000"/>
+        </w:rPr>
+      </w:pPr>
+      <w:r>
+        <w:rPr>
+          <w:color w:val="000000"/>
+        </w:rPr>
         <w:t>2. If water ______ 100°C, it boils.   A. reach   B. reaches   C. will reach</w:t>
       </w:r>
     </w:p>
     <w:p>
-      <w:r>
+      <w:pPr>
+        <w:spacing w:before="120" w:after="120"/>
+        <w:rPr>
+          <w:color w:val="000000"/>
+        </w:rPr>
+      </w:pPr>
+      <w:r>
+        <w:rPr>
+          <w:color w:val="000000"/>
+        </w:rPr>
         <w:t>3. Plants die if they ______ water.   A. don't get   B. won't get   C. didn't get</w:t>
       </w:r>
     </w:p>
     <w:p>
-      <w:r>
+      <w:pPr>
+        <w:spacing w:before="120" w:after="120"/>
+        <w:rPr>
+          <w:color w:val="000000"/>
+        </w:rPr>
+      </w:pPr>
+      <w:r>
+        <w:rPr>
+          <w:color w:val="000000"/>
+        </w:rPr>
         <w:t>4. If I am tired, I ______ early.   A. go to bed   B. will go to bed tomorrow   C. went</w:t>
       </w:r>
     </w:p>
     <w:p>
-      <w:r>
+      <w:pPr>
+        <w:spacing w:before="120" w:after="120"/>
+        <w:rPr>
+          <w:color w:val="000000"/>
+        </w:rPr>
+      </w:pPr>
+      <w:r>
+        <w:rPr>
+          <w:color w:val="000000"/>
+        </w:rPr>
         <w:t>5. If the light is red, ______.   A. stopping   B. stop   C. will stop</w:t>
       </w:r>
     </w:p>
     <w:p>
-      <w:r>
+      <w:pPr>
+        <w:spacing w:before="120" w:after="120"/>
+        <w:rPr>
+          <w:color w:val="000000"/>
+        </w:rPr>
+      </w:pPr>
+      <w:r>
+        <w:rPr>
+          <w:color w:val="000000"/>
+        </w:rPr>
         <w:t>6. The ground gets wet ______ it rains.   A. if   B. will   C. because of</w:t>
       </w:r>
     </w:p>
     <w:p>
-      <w:r>
+      <w:pPr>
+        <w:spacing w:before="120" w:after="120"/>
+        <w:rPr>
+          <w:color w:val="000000"/>
+        </w:rPr>
+      </w:pPr>
+      <w:r>
+        <w:rPr>
+          <w:color w:val="000000"/>
+        </w:rPr>
         <w:t>7. If people don't eat, they ______ hungry.   A. get   B. will got   C. gets</w:t>
       </w:r>
     </w:p>
     <w:p>
-      <w:r>
+      <w:pPr>
+        <w:spacing w:before="120" w:after="120"/>
+        <w:rPr>
+          <w:color w:val="000000"/>
+        </w:rPr>
+      </w:pPr>
+      <w:r>
+        <w:rPr>
+          <w:color w:val="000000"/>
+        </w:rPr>
         <w:t>8. ______ you press this button, the machine starts.   A. When   B. Will   C. Unless not</w:t>
       </w:r>
     </w:p>
     <w:p>
-      <w:r>
+      <w:pPr>
+        <w:spacing w:before="120" w:after="120"/>
+        <w:rPr>
+          <w:color w:val="000000"/>
+        </w:rPr>
+      </w:pPr>
+      <w:r>
+        <w:rPr>
+          <w:color w:val="000000"/>
+        </w:rPr>
         <w:t>9. Which is a zero conditional?   A. If it rains tomorrow, we will stay home.   B. If you mix red and blue, you get purple.   C. If I were rich, I would travel.</w:t>
       </w:r>
     </w:p>
     <w:p>
-      <w:r>
+      <w:pPr>
+        <w:spacing w:before="120" w:after="120"/>
+        <w:rPr>
+          <w:color w:val="000000"/>
+        </w:rPr>
+      </w:pPr>
+      <w:r>
+        <w:rPr>
+          <w:color w:val="000000"/>
+        </w:rPr>
         <w:t>10. If the printer stops, ______ the green button.   A. pressed   B. press   C. will press</w:t>
       </w:r>
     </w:p>
     <w:p>
       <w:pPr>
         <w:pStyle w:val="Heading1"/>
+        <w:spacing w:before="240"/>
       </w:pPr>
       <w:r>
         <w:t>PHẦN 2. CHIA ĐỘNG TỪ TRONG NGOẶC (10 điểm)</w:t>
       </w:r>
     </w:p>
     <w:p>
-      <w:r>
+      <w:pPr>
+        <w:spacing w:before="80" w:after="120"/>
+        <w:rPr>
+          <w:color w:val="000000"/>
+        </w:rPr>
+      </w:pPr>
+      <w:r>
+        <w:rPr>
+          <w:color w:val="000000"/>
+        </w:rPr>
         <w:t>1. If you ______ (heat) water, it ______ (evaporate).</w:t>
       </w:r>
     </w:p>
     <w:p>
-      <w:r>
+      <w:pPr>
+        <w:spacing w:before="120" w:after="120"/>
+        <w:rPr>
+          <w:color w:val="000000"/>
+        </w:rPr>
+      </w:pPr>
+      <w:r>
+        <w:rPr>
+          <w:color w:val="000000"/>
+        </w:rPr>
         <w:t>2. If ice ______ (get) warm, it ______ (melt).</w:t>
       </w:r>
     </w:p>
     <w:p>
-      <w:r>
+      <w:pPr>
+        <w:spacing w:before="120" w:after="120"/>
+        <w:rPr>
+          <w:color w:val="000000"/>
+        </w:rPr>
+      </w:pPr>
+      <w:r>
+        <w:rPr>
+          <w:color w:val="000000"/>
+        </w:rPr>
         <w:t>3. Plants ______ (die) if they ______ (not get) water.</w:t>
       </w:r>
     </w:p>
     <w:p>
-      <w:r>
+      <w:pPr>
+        <w:spacing w:before="120" w:after="120"/>
+        <w:rPr>
+          <w:color w:val="000000"/>
+        </w:rPr>
+      </w:pPr>
+      <w:r>
+        <w:rPr>
+          <w:color w:val="000000"/>
+        </w:rPr>
         <w:t>4. If I ______ (drink) coffee late, I ______ (not sleep) well.</w:t>
       </w:r>
     </w:p>
     <w:p>
-      <w:r>
+      <w:pPr>
+        <w:spacing w:before="120" w:after="120"/>
+        <w:rPr>
+          <w:color w:val="000000"/>
+        </w:rPr>
+      </w:pPr>
+      <w:r>
+        <w:rPr>
+          <w:color w:val="000000"/>
+        </w:rPr>
         <w:t>5. Metal ______ (expand) if you ______ (heat) it.</w:t>
       </w:r>
     </w:p>
     <w:p>
-      <w:r>
+      <w:pPr>
+        <w:spacing w:before="120" w:after="120"/>
+        <w:rPr>
+          <w:color w:val="000000"/>
+        </w:rPr>
+      </w:pPr>
+      <w:r>
+        <w:rPr>
+          <w:color w:val="000000"/>
+        </w:rPr>
         <w:t>6. If Lan ______ (be) tired, she ______ (go) home early.</w:t>
       </w:r>
     </w:p>
     <w:p>
-      <w:r>
+      <w:pPr>
+        <w:spacing w:before="120" w:after="120"/>
+        <w:rPr>
+          <w:color w:val="000000"/>
+        </w:rPr>
+      </w:pPr>
+      <w:r>
+        <w:rPr>
+          <w:color w:val="000000"/>
+        </w:rPr>
         <w:t>7. The machine ______ (stop) if you ______ (press) this button.</w:t>
       </w:r>
     </w:p>
     <w:p>
-      <w:r>
+      <w:pPr>
+        <w:spacing w:before="120" w:after="120"/>
+        <w:rPr>
+          <w:color w:val="000000"/>
+        </w:rPr>
+      </w:pPr>
+      <w:r>
+        <w:rPr>
+          <w:color w:val="000000"/>
+        </w:rPr>
         <w:t>8. If people ______ (exercise), they often ______ (feel) better.</w:t>
       </w:r>
     </w:p>
     <w:p>
-      <w:r>
+      <w:pPr>
+        <w:spacing w:before="120" w:after="120"/>
+        <w:rPr>
+          <w:color w:val="000000"/>
+        </w:rPr>
+      </w:pPr>
+      <w:r>
+        <w:rPr>
+          <w:color w:val="000000"/>
+        </w:rPr>
         <w:t>9. If the sun ______ (set), it ______ (get) dark.</w:t>
       </w:r>
     </w:p>
     <w:p>
-      <w:r>
+      <w:pPr>
+        <w:spacing w:before="120" w:after="120"/>
+        <w:rPr>
+          <w:color w:val="000000"/>
+        </w:rPr>
+      </w:pPr>
+      <w:r>
+        <w:rPr>
+          <w:color w:val="000000"/>
+        </w:rPr>
         <w:t>10. Milk ______ (go) bad if you ______ (not keep) it cold.</w:t>
       </w:r>
     </w:p>
     <w:p>
       <w:pPr>
         <w:pStyle w:val="Heading1"/>
+        <w:spacing w:before="240"/>
       </w:pPr>
       <w:r>
         <w:t>PHẦN 3. ĐIỀN IF HOẶC WHEN (10 điểm)</w:t>
       </w:r>
     </w:p>
     <w:p>
-      <w:r>
+      <w:pPr>
+        <w:rPr>
+          <w:color w:val="000000"/>
+        </w:rPr>
+      </w:pPr>
+      <w:r>
+        <w:rPr>
+          <w:color w:val="000000"/>
+        </w:rPr>
         <w:t>Trong một số câu, cả hai đáp án đều đúng.</w:t>
       </w:r>
     </w:p>
     <w:p>
-      <w:r>
+      <w:pPr>
+        <w:spacing w:before="80" w:after="120"/>
+        <w:rPr>
+          <w:color w:val="000000"/>
+        </w:rPr>
+      </w:pPr>
+      <w:r>
+        <w:rPr>
+          <w:color w:val="000000"/>
+        </w:rPr>
         <w:t>1. ______ you heat ice, it melts.</w:t>
       </w:r>
     </w:p>
     <w:p>
-      <w:r>
+      <w:pPr>
+        <w:spacing w:before="120" w:after="120"/>
+        <w:rPr>
+          <w:color w:val="000000"/>
+        </w:rPr>
+      </w:pPr>
+      <w:r>
+        <w:rPr>
+          <w:color w:val="000000"/>
+        </w:rPr>
         <w:t>2. The ground gets wet ______ it rains.</w:t>
       </w:r>
     </w:p>
     <w:p>
-      <w:r>
+      <w:pPr>
+        <w:spacing w:before="120" w:after="120"/>
+        <w:rPr>
+          <w:color w:val="000000"/>
+        </w:rPr>
+      </w:pPr>
+      <w:r>
+        <w:rPr>
+          <w:color w:val="000000"/>
+        </w:rPr>
         <w:t>3. ______ I feel tired, I drink some water.</w:t>
       </w:r>
     </w:p>
     <w:p>
-      <w:r>
+      <w:pPr>
+        <w:spacing w:before="120" w:after="120"/>
+        <w:rPr>
+          <w:color w:val="000000"/>
+        </w:rPr>
+      </w:pPr>
+      <w:r>
+        <w:rPr>
+          <w:color w:val="000000"/>
+        </w:rPr>
         <w:t>4. Plants grow well ______ they get enough light.</w:t>
       </w:r>
     </w:p>
     <w:p>
-      <w:r>
+      <w:pPr>
+        <w:spacing w:before="120" w:after="120"/>
+        <w:rPr>
+          <w:color w:val="000000"/>
+        </w:rPr>
+      </w:pPr>
+      <w:r>
+        <w:rPr>
+          <w:color w:val="000000"/>
+        </w:rPr>
         <w:lastRenderedPageBreak/>
         <w:t>5. ______ the alarm rings, leave the building.</w:t>
       </w:r>
     </w:p>
     <w:p>
-      <w:r>
+      <w:pPr>
+        <w:spacing w:before="120" w:after="120"/>
+        <w:rPr>
+          <w:color w:val="000000"/>
+        </w:rPr>
+      </w:pPr>
+      <w:r>
+        <w:rPr>
+          <w:color w:val="000000"/>
+        </w:rPr>
         <w:t>6. Metal expands ______ it is heated.</w:t>
       </w:r>
     </w:p>
     <w:p>
-      <w:r>
+      <w:pPr>
+        <w:spacing w:before="120" w:after="120"/>
+        <w:rPr>
+          <w:color w:val="000000"/>
+        </w:rPr>
+      </w:pPr>
+      <w:r>
+        <w:rPr>
+          <w:color w:val="000000"/>
+        </w:rPr>
         <w:t>7. ______ you press this key, the screen turns on.</w:t>
       </w:r>
     </w:p>
     <w:p>
-      <w:r>
+      <w:pPr>
+        <w:spacing w:before="120" w:after="120"/>
+        <w:rPr>
+          <w:color w:val="000000"/>
+        </w:rPr>
+      </w:pPr>
+      <w:r>
+        <w:rPr>
+          <w:color w:val="000000"/>
+        </w:rPr>
         <w:t>8. I get a headache ______ I don't sleep enough.</w:t>
       </w:r>
     </w:p>
     <w:p>
-      <w:r>
+      <w:pPr>
+        <w:spacing w:before="120" w:after="120"/>
+        <w:rPr>
+          <w:color w:val="000000"/>
+        </w:rPr>
+      </w:pPr>
+      <w:r>
+        <w:rPr>
+          <w:color w:val="000000"/>
+        </w:rPr>
         <w:t>9. ______ winter comes, the weather gets colder.</w:t>
       </w:r>
     </w:p>
     <w:p>
-      <w:r>
+      <w:pPr>
+        <w:spacing w:before="120" w:after="120"/>
+        <w:rPr>
+          <w:color w:val="000000"/>
+        </w:rPr>
+      </w:pPr>
+      <w:r>
+        <w:rPr>
+          <w:color w:val="000000"/>
+        </w:rPr>
         <w:t>10. Call me ______ you need help.</w:t>
       </w:r>
     </w:p>
     <w:p>
       <w:pPr>
         <w:pStyle w:val="Heading1"/>
+        <w:spacing w:before="240"/>
       </w:pPr>
       <w:r>
         <w:t>PHẦN 4. NỐI HAI VẾ CÂU (10 điểm)</w:t>
       </w:r>
     </w:p>
     <w:p>
-      <w:r>
+      <w:pPr>
+        <w:rPr>
+          <w:color w:val="000000"/>
+        </w:rPr>
+      </w:pPr>
+      <w:r>
+        <w:rPr>
+          <w:color w:val="000000"/>
+        </w:rPr>
         <w:t>Ghép 1–10 với A–J.</w:t>
       </w:r>
     </w:p>
     <w:p>
-      <w:r>
+      <w:pPr>
+        <w:keepNext/>
+        <w:spacing w:after="60"/>
+        <w:rPr>
+          <w:color w:val="000000"/>
+        </w:rPr>
+      </w:pPr>
+      <w:r>
+        <w:rPr>
+          <w:color w:val="000000"/>
+        </w:rPr>
         <w:t>A. it freezes.   B. I feel tired.   C. the machine starts.   D. they get hungry.   E. it melts.</w:t>
       </w:r>
     </w:p>
     <w:p>
-      <w:r>
+      <w:pPr>
+        <w:rPr>
+          <w:color w:val="000000"/>
+        </w:rPr>
+      </w:pPr>
+      <w:r>
+        <w:rPr>
+          <w:color w:val="000000"/>
+        </w:rPr>
         <w:t>F. stop.   G. plants die.   H. you get purple.   I. it gets dark.   J. she walks to work.</w:t>
       </w:r>
     </w:p>
     <w:p>
-      <w:r>
+      <w:pPr>
+        <w:spacing w:before="120" w:after="120"/>
+        <w:rPr>
+          <w:color w:val="000000"/>
+        </w:rPr>
+      </w:pPr>
+      <w:r>
+        <w:rPr>
+          <w:color w:val="000000"/>
+        </w:rPr>
         <w:t>1. If you heat ice, ______</w:t>
       </w:r>
     </w:p>
     <w:p>
-      <w:r>
+      <w:pPr>
+        <w:spacing w:before="120" w:after="120"/>
+        <w:rPr>
+          <w:color w:val="000000"/>
+        </w:rPr>
+      </w:pPr>
+      <w:r>
+        <w:rPr>
+          <w:color w:val="000000"/>
+        </w:rPr>
         <w:t>2. If water reaches 0°C, ______</w:t>
       </w:r>
     </w:p>
     <w:p>
-      <w:r>
+      <w:pPr>
+        <w:spacing w:before="120" w:after="120"/>
+        <w:rPr>
+          <w:color w:val="000000"/>
+        </w:rPr>
+      </w:pPr>
+      <w:r>
+        <w:rPr>
+          <w:color w:val="000000"/>
+        </w:rPr>
         <w:t>3. If people don't eat, ______</w:t>
       </w:r>
     </w:p>
     <w:p>
-      <w:r>
+      <w:pPr>
+        <w:spacing w:before="120" w:after="120"/>
+        <w:rPr>
+          <w:color w:val="000000"/>
+        </w:rPr>
+      </w:pPr>
+      <w:r>
+        <w:rPr>
+          <w:color w:val="000000"/>
+        </w:rPr>
         <w:t>4. If plants don't get water, ______</w:t>
       </w:r>
     </w:p>
     <w:p>
-      <w:r>
+      <w:pPr>
+        <w:spacing w:before="120" w:after="120"/>
+        <w:rPr>
+          <w:color w:val="000000"/>
+        </w:rPr>
+      </w:pPr>
+      <w:r>
+        <w:rPr>
+          <w:color w:val="000000"/>
+        </w:rPr>
         <w:t>5. If you mix red and blue, ______</w:t>
       </w:r>
     </w:p>
     <w:p>
-      <w:r>
+      <w:pPr>
+        <w:spacing w:before="120" w:after="120"/>
+        <w:rPr>
+          <w:color w:val="000000"/>
+        </w:rPr>
+      </w:pPr>
+      <w:r>
+        <w:rPr>
+          <w:color w:val="000000"/>
+        </w:rPr>
         <w:t>6. If I don't sleep enough, ______</w:t>
       </w:r>
     </w:p>
     <w:p>
-      <w:r>
+      <w:pPr>
+        <w:spacing w:before="120" w:after="120"/>
+        <w:rPr>
+          <w:color w:val="000000"/>
+        </w:rPr>
+      </w:pPr>
+      <w:r>
+        <w:rPr>
+          <w:color w:val="000000"/>
+        </w:rPr>
         <w:t>7. If you press this button, ______</w:t>
       </w:r>
     </w:p>
     <w:p>
-      <w:r>
+      <w:pPr>
+        <w:spacing w:before="120" w:after="120"/>
+        <w:rPr>
+          <w:color w:val="000000"/>
+        </w:rPr>
+      </w:pPr>
+      <w:r>
+        <w:rPr>
+          <w:color w:val="000000"/>
+        </w:rPr>
         <w:t>8. If the light is red, ______</w:t>
       </w:r>
     </w:p>
     <w:p>
-      <w:r>
+      <w:pPr>
+        <w:spacing w:before="120" w:after="120"/>
+        <w:rPr>
+          <w:color w:val="000000"/>
+        </w:rPr>
+      </w:pPr>
+      <w:r>
+        <w:rPr>
+          <w:color w:val="000000"/>
+        </w:rPr>
         <w:t>9. If the sun sets, ______</w:t>
       </w:r>
     </w:p>
     <w:p>
-      <w:r>
+      <w:pPr>
+        <w:spacing w:before="120" w:after="120"/>
+        <w:rPr>
+          <w:color w:val="000000"/>
+        </w:rPr>
+      </w:pPr>
+      <w:r>
+        <w:rPr>
+          <w:color w:val="000000"/>
+        </w:rPr>
         <w:t>10. If the weather is nice, ______</w:t>
       </w:r>
     </w:p>
     <w:p>
       <w:pPr>
         <w:pStyle w:val="Heading1"/>
+        <w:spacing w:before="240"/>
       </w:pPr>
       <w:r>
         <w:t>PHẦN 5. VIẾT LẠI – ĐỔI VỊ TRÍ MỆNH ĐỀ (10 điểm)</w:t>
       </w:r>
     </w:p>
     <w:p>
-      <w:r>
+      <w:pPr>
+        <w:spacing w:before="80" w:after="120"/>
+        <w:rPr>
+          <w:color w:val="000000"/>
+        </w:rPr>
+      </w:pPr>
+      <w:r>
+        <w:rPr>
+          <w:color w:val="000000"/>
+        </w:rPr>
         <w:t>1. If you heat ice, it melts. → ______________________________</w:t>
       </w:r>
     </w:p>
     <w:p>
-      <w:r>
+      <w:pPr>
+        <w:spacing w:before="120" w:after="120"/>
+        <w:rPr>
+          <w:color w:val="000000"/>
+        </w:rPr>
+      </w:pPr>
+      <w:r>
+        <w:rPr>
+          <w:color w:val="000000"/>
+        </w:rPr>
         <w:t>2. If it rains, the ground gets wet. → ______________________________</w:t>
       </w:r>
     </w:p>
     <w:p>
-      <w:r>
+      <w:pPr>
+        <w:spacing w:before="120" w:after="120"/>
+        <w:rPr>
+          <w:color w:val="000000"/>
+        </w:rPr>
+      </w:pPr>
+      <w:r>
+        <w:rPr>
+          <w:color w:val="000000"/>
+        </w:rPr>
         <w:t>3. Plants die if they don't get water. → ______________________________</w:t>
       </w:r>
     </w:p>
     <w:p>
-      <w:r>
+      <w:pPr>
+        <w:spacing w:before="120" w:after="120"/>
+        <w:rPr>
+          <w:color w:val="000000"/>
+        </w:rPr>
+      </w:pPr>
+      <w:r>
+        <w:rPr>
+          <w:color w:val="000000"/>
+        </w:rPr>
         <w:t>4. I feel tired if I don't sleep enough. → ______________________________</w:t>
       </w:r>
     </w:p>
     <w:p>
-      <w:r>
+      <w:pPr>
+        <w:spacing w:before="120" w:after="120"/>
+        <w:rPr>
+          <w:color w:val="000000"/>
+        </w:rPr>
+      </w:pPr>
+      <w:r>
+        <w:rPr>
+          <w:color w:val="000000"/>
+        </w:rPr>
         <w:t>5. If Lan is hungry, she makes a sandwich. → ______________________________</w:t>
       </w:r>
     </w:p>
     <w:p>
-      <w:r>
+      <w:pPr>
+        <w:spacing w:before="120" w:after="120"/>
+        <w:rPr>
+          <w:color w:val="000000"/>
+        </w:rPr>
+      </w:pPr>
+      <w:r>
+        <w:rPr>
+          <w:color w:val="000000"/>
+        </w:rPr>
         <w:t>6. The machine starts if you press this button. → ______________________________</w:t>
       </w:r>
     </w:p>
     <w:p>
-      <w:r>
+      <w:pPr>
+        <w:spacing w:before="120" w:after="120"/>
+        <w:rPr>
+          <w:color w:val="000000"/>
+        </w:rPr>
+      </w:pPr>
+      <w:r>
+        <w:rPr>
+          <w:color w:val="000000"/>
+        </w:rPr>
         <w:t>7. If people exercise, they feel better. → ______________________________</w:t>
       </w:r>
     </w:p>
     <w:p>
-      <w:r>
+      <w:pPr>
+        <w:spacing w:before="120" w:after="120"/>
+        <w:rPr>
+          <w:color w:val="000000"/>
+        </w:rPr>
+      </w:pPr>
+      <w:r>
+        <w:rPr>
+          <w:color w:val="000000"/>
+        </w:rPr>
         <w:t>8. Water boils if it reaches 100°C. → ______________________________</w:t>
       </w:r>
     </w:p>
     <w:p>
-      <w:r>
+      <w:pPr>
+        <w:spacing w:before="120" w:after="120"/>
+        <w:rPr>
+          <w:color w:val="000000"/>
+        </w:rPr>
+      </w:pPr>
+      <w:r>
+        <w:rPr>
+          <w:color w:val="000000"/>
+        </w:rPr>
         <w:t>9. If the alarm rings, leave the room. → ______________________________</w:t>
       </w:r>
     </w:p>
     <w:p>
-      <w:r>
+      <w:pPr>
+        <w:spacing w:before="120" w:after="120"/>
+        <w:rPr>
+          <w:color w:val="000000"/>
+        </w:rPr>
+      </w:pPr>
+      <w:r>
+        <w:rPr>
+          <w:color w:val="000000"/>
+        </w:rPr>
         <w:t>10. Call this number if you need help. → ______________________________</w:t>
       </w:r>
     </w:p>
     <w:p>
       <w:pPr>
         <w:pStyle w:val="Heading1"/>
+        <w:spacing w:before="240"/>
       </w:pPr>
       <w:r>
         <w:lastRenderedPageBreak/>
@@ -366,327 +868,833 @@
       </w:r>
     </w:p>
     <w:p>
-      <w:r>
+      <w:pPr>
+        <w:rPr>
+          <w:color w:val="000000"/>
+        </w:rPr>
+      </w:pPr>
+      <w:r>
+        <w:rPr>
+          <w:color w:val="000000"/>
+        </w:rPr>
         <w:t>Đáp án gợi ý; viết một kết quả hợp lý.</w:t>
       </w:r>
     </w:p>
     <w:p>
-      <w:r>
+      <w:pPr>
+        <w:spacing w:before="80" w:after="120"/>
+        <w:rPr>
+          <w:color w:val="000000"/>
+        </w:rPr>
+      </w:pPr>
+      <w:r>
+        <w:rPr>
+          <w:color w:val="000000"/>
+        </w:rPr>
         <w:t>1. If you don't water plants, ____________________.</w:t>
       </w:r>
     </w:p>
     <w:p>
-      <w:r>
+      <w:pPr>
+        <w:spacing w:before="120" w:after="120"/>
+        <w:rPr>
+          <w:color w:val="000000"/>
+        </w:rPr>
+      </w:pPr>
+      <w:r>
+        <w:rPr>
+          <w:color w:val="000000"/>
+        </w:rPr>
         <w:t>2. If I drink coffee at night, ____________________.</w:t>
       </w:r>
     </w:p>
     <w:p>
-      <w:r>
+      <w:pPr>
+        <w:spacing w:before="120" w:after="120"/>
+        <w:rPr>
+          <w:color w:val="000000"/>
+        </w:rPr>
+      </w:pPr>
+      <w:r>
+        <w:rPr>
+          <w:color w:val="000000"/>
+        </w:rPr>
         <w:t>3. If people exercise regularly, ____________________.</w:t>
       </w:r>
     </w:p>
     <w:p>
-      <w:r>
+      <w:pPr>
+        <w:spacing w:before="120" w:after="120"/>
+        <w:rPr>
+          <w:color w:val="000000"/>
+        </w:rPr>
+      </w:pPr>
+      <w:r>
+        <w:rPr>
+          <w:color w:val="000000"/>
+        </w:rPr>
         <w:t>4. If you put sugar in water, ____________________.</w:t>
       </w:r>
     </w:p>
     <w:p>
-      <w:r>
+      <w:pPr>
+        <w:spacing w:before="120" w:after="120"/>
+        <w:rPr>
+          <w:color w:val="000000"/>
+        </w:rPr>
+      </w:pPr>
+      <w:r>
+        <w:rPr>
+          <w:color w:val="000000"/>
+        </w:rPr>
         <w:t>5. If the weather is hot, ____________________.</w:t>
       </w:r>
     </w:p>
     <w:p>
-      <w:r>
+      <w:pPr>
+        <w:spacing w:before="120" w:after="120"/>
+        <w:rPr>
+          <w:color w:val="000000"/>
+        </w:rPr>
+      </w:pPr>
+      <w:r>
+        <w:rPr>
+          <w:color w:val="000000"/>
+        </w:rPr>
         <w:t>6. If I am hungry, ____________________.</w:t>
       </w:r>
     </w:p>
     <w:p>
-      <w:r>
+      <w:pPr>
+        <w:spacing w:before="120" w:after="120"/>
+        <w:rPr>
+          <w:color w:val="000000"/>
+        </w:rPr>
+      </w:pPr>
+      <w:r>
+        <w:rPr>
+          <w:color w:val="000000"/>
+        </w:rPr>
         <w:t>7. If you don't charge a phone, ____________________.</w:t>
       </w:r>
     </w:p>
     <w:p>
-      <w:r>
+      <w:pPr>
+        <w:spacing w:before="120" w:after="120"/>
+        <w:rPr>
+          <w:color w:val="000000"/>
+        </w:rPr>
+      </w:pPr>
+      <w:r>
+        <w:rPr>
+          <w:color w:val="000000"/>
+        </w:rPr>
         <w:t>8. If students study hard, ____________________.</w:t>
       </w:r>
     </w:p>
     <w:p>
-      <w:r>
+      <w:pPr>
+        <w:spacing w:before="120" w:after="120"/>
+        <w:rPr>
+          <w:color w:val="000000"/>
+        </w:rPr>
+      </w:pPr>
+      <w:r>
+        <w:rPr>
+          <w:color w:val="000000"/>
+        </w:rPr>
         <w:t>9. If you touch fire, ____________________.</w:t>
       </w:r>
     </w:p>
     <w:p>
-      <w:r>
+      <w:pPr>
+        <w:spacing w:before="120" w:after="120"/>
+        <w:rPr>
+          <w:color w:val="000000"/>
+        </w:rPr>
+      </w:pPr>
+      <w:r>
+        <w:rPr>
+          <w:color w:val="000000"/>
+        </w:rPr>
         <w:t>10. If the traffic light is green, ____________________.</w:t>
       </w:r>
     </w:p>
     <w:p>
       <w:pPr>
         <w:pStyle w:val="Heading1"/>
+        <w:spacing w:before="240"/>
       </w:pPr>
       <w:r>
         <w:t>PHẦN 7. PHÂN BIỆT LOẠI 0 VÀ LOẠI 1 (10 điểm)</w:t>
       </w:r>
     </w:p>
     <w:p>
-      <w:r>
+      <w:pPr>
+        <w:rPr>
+          <w:color w:val="000000"/>
+        </w:rPr>
+      </w:pPr>
+      <w:r>
+        <w:rPr>
+          <w:color w:val="000000"/>
+        </w:rPr>
         <w:t>Ghi 0 hoặc 1.</w:t>
       </w:r>
     </w:p>
     <w:p>
-      <w:r>
+      <w:pPr>
+        <w:spacing w:before="80" w:after="120"/>
+        <w:rPr>
+          <w:color w:val="000000"/>
+        </w:rPr>
+      </w:pPr>
+      <w:r>
+        <w:rPr>
+          <w:color w:val="000000"/>
+        </w:rPr>
         <w:t>1. If you heat water to 100°C, it boils. → ______</w:t>
       </w:r>
     </w:p>
     <w:p>
-      <w:r>
+      <w:pPr>
+        <w:spacing w:before="120" w:after="120"/>
+        <w:rPr>
+          <w:color w:val="000000"/>
+        </w:rPr>
+      </w:pPr>
+      <w:r>
+        <w:rPr>
+          <w:color w:val="000000"/>
+        </w:rPr>
         <w:t>2. If it rains tomorrow, we will stay home. → ______</w:t>
       </w:r>
     </w:p>
     <w:p>
-      <w:r>
+      <w:pPr>
+        <w:spacing w:before="120" w:after="120"/>
+        <w:rPr>
+          <w:color w:val="000000"/>
+        </w:rPr>
+      </w:pPr>
+      <w:r>
+        <w:rPr>
+          <w:color w:val="000000"/>
+        </w:rPr>
         <w:t>3. If I eat spicy food, I get a stomachache. → ______</w:t>
       </w:r>
     </w:p>
     <w:p>
-      <w:r>
+      <w:pPr>
+        <w:spacing w:before="120" w:after="120"/>
+        <w:rPr>
+          <w:color w:val="000000"/>
+        </w:rPr>
+      </w:pPr>
+      <w:r>
+        <w:rPr>
+          <w:color w:val="000000"/>
+        </w:rPr>
         <w:t>4. If Lan calls tonight, I will tell you. → ______</w:t>
       </w:r>
     </w:p>
     <w:p>
-      <w:r>
+      <w:pPr>
+        <w:spacing w:before="120" w:after="120"/>
+        <w:rPr>
+          <w:color w:val="000000"/>
+        </w:rPr>
+      </w:pPr>
+      <w:r>
+        <w:rPr>
+          <w:color w:val="000000"/>
+        </w:rPr>
         <w:t>5. Plants die if they don't get water. → ______</w:t>
       </w:r>
     </w:p>
     <w:p>
-      <w:r>
+      <w:pPr>
+        <w:spacing w:before="120" w:after="120"/>
+        <w:rPr>
+          <w:color w:val="000000"/>
+        </w:rPr>
+      </w:pPr>
+      <w:r>
+        <w:rPr>
+          <w:color w:val="000000"/>
+        </w:rPr>
         <w:t>6. If we finish early tomorrow, we will go out. → ______</w:t>
       </w:r>
     </w:p>
     <w:p>
-      <w:r>
+      <w:pPr>
+        <w:spacing w:before="120" w:after="120"/>
+        <w:rPr>
+          <w:color w:val="000000"/>
+        </w:rPr>
+      </w:pPr>
+      <w:r>
+        <w:rPr>
+          <w:color w:val="000000"/>
+        </w:rPr>
         <w:t>7. If people don't sleep, they feel tired. → ______</w:t>
       </w:r>
     </w:p>
     <w:p>
-      <w:r>
+      <w:pPr>
+        <w:spacing w:before="120" w:after="120"/>
+        <w:rPr>
+          <w:color w:val="000000"/>
+        </w:rPr>
+      </w:pPr>
+      <w:r>
+        <w:rPr>
+          <w:color w:val="000000"/>
+        </w:rPr>
         <w:t>8. If the bus is late tomorrow, I will take a taxi. → ______</w:t>
       </w:r>
     </w:p>
     <w:p>
-      <w:r>
+      <w:pPr>
+        <w:spacing w:before="120" w:after="120"/>
+        <w:rPr>
+          <w:color w:val="000000"/>
+        </w:rPr>
+      </w:pPr>
+      <w:r>
+        <w:rPr>
+          <w:color w:val="000000"/>
+        </w:rPr>
         <w:t>9. When winter comes, it gets colder. → ______</w:t>
       </w:r>
     </w:p>
     <w:p>
-      <w:r>
+      <w:pPr>
+        <w:spacing w:before="120" w:after="120"/>
+        <w:rPr>
+          <w:color w:val="000000"/>
+        </w:rPr>
+      </w:pPr>
+      <w:r>
+        <w:rPr>
+          <w:color w:val="000000"/>
+        </w:rPr>
         <w:t>10. If you press this switch, the light turns on. → ______</w:t>
       </w:r>
     </w:p>
     <w:p>
       <w:pPr>
         <w:pStyle w:val="Heading1"/>
+        <w:spacing w:before="240"/>
       </w:pPr>
       <w:r>
         <w:t>PHẦN 8. SỬA LỖI SAI (10 điểm)</w:t>
       </w:r>
     </w:p>
     <w:p>
-      <w:r>
+      <w:pPr>
+        <w:spacing w:before="80" w:after="120"/>
+        <w:rPr>
+          <w:color w:val="000000"/>
+        </w:rPr>
+      </w:pPr>
+      <w:r>
+        <w:rPr>
+          <w:color w:val="000000"/>
+        </w:rPr>
         <w:t>1. If you will heat ice, it melts. → ______________________________</w:t>
       </w:r>
     </w:p>
     <w:p>
-      <w:r>
+      <w:pPr>
+        <w:spacing w:before="120" w:after="120"/>
+        <w:rPr>
+          <w:color w:val="000000"/>
+        </w:rPr>
+      </w:pPr>
+      <w:r>
+        <w:rPr>
+          <w:color w:val="000000"/>
+        </w:rPr>
         <w:t>2. If water reach 100°C, it boil. → ______________________________</w:t>
       </w:r>
     </w:p>
     <w:p>
-      <w:r>
+      <w:pPr>
+        <w:spacing w:before="120" w:after="120"/>
+        <w:rPr>
+          <w:color w:val="000000"/>
+        </w:rPr>
+      </w:pPr>
+      <w:r>
+        <w:rPr>
+          <w:color w:val="000000"/>
+        </w:rPr>
         <w:t>3. If it rains the ground gets wet. → ______________________________</w:t>
       </w:r>
     </w:p>
     <w:p>
-      <w:r>
+      <w:pPr>
+        <w:spacing w:before="120" w:after="120"/>
+        <w:rPr>
+          <w:color w:val="000000"/>
+        </w:rPr>
+      </w:pPr>
+      <w:r>
+        <w:rPr>
+          <w:color w:val="000000"/>
+        </w:rPr>
         <w:t>4. The ground gets wet, if it rains. → ______________________________</w:t>
       </w:r>
     </w:p>
     <w:p>
-      <w:r>
+      <w:pPr>
+        <w:spacing w:before="120" w:after="120"/>
+        <w:rPr>
+          <w:color w:val="000000"/>
+        </w:rPr>
+      </w:pPr>
+      <w:r>
+        <w:rPr>
+          <w:color w:val="000000"/>
+        </w:rPr>
         <w:t>5. If people doesn't eat, they get hungry. → ______________________________</w:t>
       </w:r>
     </w:p>
     <w:p>
-      <w:r>
+      <w:pPr>
+        <w:spacing w:before="120" w:after="120"/>
+        <w:rPr>
+          <w:color w:val="000000"/>
+        </w:rPr>
+      </w:pPr>
+      <w:r>
+        <w:rPr>
+          <w:color w:val="000000"/>
+        </w:rPr>
         <w:t>6. If I am tired, I will usually go to bed early. → ______________________________</w:t>
       </w:r>
     </w:p>
     <w:p>
-      <w:r>
+      <w:pPr>
+        <w:spacing w:before="120" w:after="120"/>
+        <w:rPr>
+          <w:color w:val="000000"/>
+        </w:rPr>
+      </w:pPr>
+      <w:r>
+        <w:rPr>
+          <w:color w:val="000000"/>
+        </w:rPr>
+        <w:lastRenderedPageBreak/>
         <w:t>7. If you mix red and blue, you will get purple. (quy luật) → ______________________________</w:t>
       </w:r>
     </w:p>
     <w:p>
-      <w:r>
+      <w:pPr>
+        <w:spacing w:before="120" w:after="120"/>
+        <w:rPr>
+          <w:color w:val="000000"/>
+        </w:rPr>
+      </w:pPr>
+      <w:r>
+        <w:rPr>
+          <w:color w:val="000000"/>
+        </w:rPr>
         <w:t>8. Plants dies if they don't gets water. → ______________________________</w:t>
       </w:r>
     </w:p>
     <w:p>
-      <w:r>
+      <w:pPr>
+        <w:spacing w:before="120" w:after="120"/>
+        <w:rPr>
+          <w:color w:val="000000"/>
+        </w:rPr>
+      </w:pPr>
+      <w:r>
+        <w:rPr>
+          <w:color w:val="000000"/>
+        </w:rPr>
         <w:t>9. If the light is red, you stopping. → ______________________________</w:t>
       </w:r>
     </w:p>
     <w:p>
-      <w:r>
+      <w:pPr>
+        <w:spacing w:before="120" w:after="120"/>
+        <w:rPr>
+          <w:color w:val="000000"/>
+        </w:rPr>
+      </w:pPr>
+      <w:r>
+        <w:rPr>
+          <w:color w:val="000000"/>
+        </w:rPr>
         <w:t>10. When you pressed this button, the machine starts. → ______________________________</w:t>
       </w:r>
     </w:p>
     <w:p>
       <w:pPr>
         <w:pStyle w:val="Heading1"/>
+        <w:spacing w:before="240"/>
       </w:pPr>
       <w:r>
         <w:t>PHẦN 9. ĐỌC HIỂU (10 điểm)</w:t>
       </w:r>
     </w:p>
     <w:p>
-      <w:r>
+      <w:pPr>
+        <w:rPr>
+          <w:color w:val="000000"/>
+        </w:rPr>
+      </w:pPr>
+      <w:r>
+        <w:rPr>
+          <w:color w:val="000000"/>
+        </w:rPr>
         <w:t>Đọc đoạn văn:</w:t>
       </w:r>
     </w:p>
     <w:p>
-      <w:r>
+      <w:pPr>
+        <w:rPr>
+          <w:color w:val="000000"/>
+        </w:rPr>
+      </w:pPr>
+      <w:r>
+        <w:rPr>
+          <w:color w:val="000000"/>
+        </w:rPr>
         <w:t>Our office has simple safety rules. If the fire alarm rings, everyone leaves the building immediately. If there is smoke, people stay low because smoke rises. When employees leave a room, they close the door. If someone needs help, they call the emergency number. The lift does not work if the power goes off, so everyone uses the stairs. If the light above an exit is green, the exit is safe to use.</w:t>
       </w:r>
     </w:p>
     <w:p>
-      <w:r>
+      <w:pPr>
+        <w:rPr>
+          <w:color w:val="000000"/>
+        </w:rPr>
+      </w:pPr>
+      <w:r>
+        <w:rPr>
+          <w:color w:val="000000"/>
+        </w:rPr>
         <w:t>Trả lời câu hỏi:</w:t>
       </w:r>
     </w:p>
     <w:p>
-      <w:r>
+      <w:pPr>
+        <w:spacing w:before="80" w:after="120"/>
+        <w:rPr>
+          <w:color w:val="000000"/>
+        </w:rPr>
+      </w:pPr>
+      <w:r>
+        <w:rPr>
+          <w:color w:val="000000"/>
+        </w:rPr>
         <w:t>1. What happens if the fire alarm rings?</w:t>
       </w:r>
     </w:p>
     <w:p>
-      <w:r>
+      <w:pPr>
+        <w:spacing w:before="120" w:after="120"/>
+        <w:rPr>
+          <w:color w:val="000000"/>
+        </w:rPr>
+      </w:pPr>
+      <w:r>
+        <w:rPr>
+          <w:color w:val="000000"/>
+        </w:rPr>
         <w:t>2. What do people do if there is smoke?</w:t>
       </w:r>
     </w:p>
     <w:p>
-      <w:r>
+      <w:pPr>
+        <w:spacing w:before="120" w:after="120"/>
+        <w:rPr>
+          <w:color w:val="000000"/>
+        </w:rPr>
+      </w:pPr>
+      <w:r>
+        <w:rPr>
+          <w:color w:val="000000"/>
+        </w:rPr>
         <w:t>3. Why do they stay low?</w:t>
       </w:r>
     </w:p>
     <w:p>
-      <w:r>
+      <w:pPr>
+        <w:spacing w:before="120" w:after="120"/>
+        <w:rPr>
+          <w:color w:val="000000"/>
+        </w:rPr>
+      </w:pPr>
+      <w:r>
+        <w:rPr>
+          <w:color w:val="000000"/>
+        </w:rPr>
         <w:t>4. What do employees do when they leave a room?</w:t>
       </w:r>
     </w:p>
     <w:p>
-      <w:r>
+      <w:pPr>
+        <w:spacing w:before="120" w:after="120"/>
+        <w:rPr>
+          <w:color w:val="000000"/>
+        </w:rPr>
+      </w:pPr>
+      <w:r>
+        <w:rPr>
+          <w:color w:val="000000"/>
+        </w:rPr>
         <w:t>5. What happens if someone needs help?</w:t>
       </w:r>
     </w:p>
     <w:p>
-      <w:r>
+      <w:pPr>
+        <w:spacing w:before="120" w:after="120"/>
+        <w:rPr>
+          <w:color w:val="000000"/>
+        </w:rPr>
+      </w:pPr>
+      <w:r>
+        <w:rPr>
+          <w:color w:val="000000"/>
+        </w:rPr>
         <w:t>6. Does the lift work if the power goes off?</w:t>
       </w:r>
     </w:p>
     <w:p>
-      <w:r>
+      <w:pPr>
+        <w:spacing w:before="120" w:after="120"/>
+        <w:rPr>
+          <w:color w:val="000000"/>
+        </w:rPr>
+      </w:pPr>
+      <w:r>
+        <w:rPr>
+          <w:color w:val="000000"/>
+        </w:rPr>
         <w:t>7. What do people use instead?</w:t>
       </w:r>
     </w:p>
     <w:p>
-      <w:r>
+      <w:pPr>
+        <w:spacing w:before="120" w:after="120"/>
+        <w:rPr>
+          <w:color w:val="000000"/>
+        </w:rPr>
+      </w:pPr>
+      <w:r>
+        <w:rPr>
+          <w:color w:val="000000"/>
+        </w:rPr>
         <w:t>8. What does a green exit light mean?</w:t>
       </w:r>
     </w:p>
     <w:p>
-      <w:r>
+      <w:pPr>
+        <w:spacing w:before="120" w:after="120"/>
+        <w:rPr>
+          <w:color w:val="000000"/>
+        </w:rPr>
+      </w:pPr>
+      <w:r>
+        <w:rPr>
+          <w:color w:val="000000"/>
+        </w:rPr>
         <w:t>9. Are these rules about one specific future event?</w:t>
       </w:r>
     </w:p>
     <w:p>
-      <w:r>
+      <w:pPr>
+        <w:spacing w:before="120" w:after="120"/>
+        <w:rPr>
+          <w:color w:val="000000"/>
+        </w:rPr>
+      </w:pPr>
+      <w:r>
+        <w:rPr>
+          <w:color w:val="000000"/>
+        </w:rPr>
         <w:t>10. Why is the zero conditional suitable for this passage?</w:t>
       </w:r>
     </w:p>
     <w:p>
       <w:pPr>
         <w:pStyle w:val="Heading1"/>
+        <w:spacing w:before="240"/>
       </w:pPr>
       <w:r>
         <w:t>PHẦN 10. VIẾT CÂU HOÀN CHỈNH (10 điểm)</w:t>
       </w:r>
     </w:p>
     <w:p>
-      <w:r>
+      <w:pPr>
+        <w:spacing w:before="80" w:after="120"/>
+        <w:rPr>
+          <w:color w:val="000000"/>
+        </w:rPr>
+      </w:pPr>
+      <w:r>
+        <w:rPr>
+          <w:color w:val="000000"/>
+        </w:rPr>
         <w:t>1. if / heat ice / it melt → ______________________________</w:t>
       </w:r>
     </w:p>
     <w:p>
-      <w:r>
+      <w:pPr>
+        <w:spacing w:before="120" w:after="120"/>
+        <w:rPr>
+          <w:color w:val="000000"/>
+        </w:rPr>
+      </w:pPr>
+      <w:r>
+        <w:rPr>
+          <w:color w:val="000000"/>
+        </w:rPr>
         <w:t>2. if / water reach 100°C / it boil → ______________________________</w:t>
       </w:r>
     </w:p>
     <w:p>
-      <w:r>
+      <w:pPr>
+        <w:spacing w:before="120" w:after="120"/>
+        <w:rPr>
+          <w:color w:val="000000"/>
+        </w:rPr>
+      </w:pPr>
+      <w:r>
+        <w:rPr>
+          <w:color w:val="000000"/>
+        </w:rPr>
         <w:t>3. plants die / if / not get water → ______________________________</w:t>
       </w:r>
     </w:p>
     <w:p>
-      <w:r>
+      <w:pPr>
+        <w:spacing w:before="120" w:after="120"/>
+        <w:rPr>
+          <w:color w:val="000000"/>
+        </w:rPr>
+      </w:pPr>
+      <w:r>
+        <w:rPr>
+          <w:color w:val="000000"/>
+        </w:rPr>
         <w:t>4. if / I tired / go to bed early → ______________________________</w:t>
       </w:r>
     </w:p>
     <w:p>
-      <w:r>
+      <w:pPr>
+        <w:spacing w:before="120" w:after="120"/>
+        <w:rPr>
+          <w:color w:val="000000"/>
+        </w:rPr>
+      </w:pPr>
+      <w:r>
+        <w:rPr>
+          <w:color w:val="000000"/>
+        </w:rPr>
         <w:t>5. if / light red / stop → ______________________________</w:t>
       </w:r>
     </w:p>
     <w:p>
-      <w:r>
+      <w:pPr>
+        <w:spacing w:before="120" w:after="120"/>
+        <w:rPr>
+          <w:color w:val="000000"/>
+        </w:rPr>
+      </w:pPr>
+      <w:r>
+        <w:rPr>
+          <w:color w:val="000000"/>
+        </w:rPr>
         <w:t>6. ground wet / if / rain → ______________________________</w:t>
       </w:r>
     </w:p>
     <w:p>
-      <w:r>
+      <w:pPr>
+        <w:spacing w:before="120" w:after="120"/>
+        <w:rPr>
+          <w:color w:val="000000"/>
+        </w:rPr>
+      </w:pPr>
+      <w:r>
+        <w:rPr>
+          <w:color w:val="000000"/>
+        </w:rPr>
         <w:t>7. when / press button / machine start → ______________________________</w:t>
       </w:r>
     </w:p>
     <w:p>
-      <w:r>
+      <w:pPr>
+        <w:spacing w:before="120" w:after="120"/>
+        <w:rPr>
+          <w:color w:val="000000"/>
+        </w:rPr>
+      </w:pPr>
+      <w:r>
+        <w:rPr>
+          <w:color w:val="000000"/>
+        </w:rPr>
         <w:t>8. if / people not eat / get hungry → ______________________________</w:t>
       </w:r>
     </w:p>
     <w:p>
-      <w:r>
+      <w:pPr>
+        <w:spacing w:before="120" w:after="120"/>
+        <w:rPr>
+          <w:color w:val="000000"/>
+        </w:rPr>
+      </w:pPr>
+      <w:r>
+        <w:rPr>
+          <w:color w:val="000000"/>
+        </w:rPr>
+        <w:lastRenderedPageBreak/>
         <w:t>9. if / printer stop / press green button → ______________________________</w:t>
       </w:r>
     </w:p>
     <w:p>
-      <w:r>
+      <w:pPr>
+        <w:spacing w:before="120" w:after="120"/>
+        <w:rPr>
+          <w:color w:val="000000"/>
+        </w:rPr>
+      </w:pPr>
+      <w:r>
+        <w:rPr>
+          <w:color w:val="000000"/>
+        </w:rPr>
         <w:t>10. when / sun set / get dark → ______________________________</w:t>
       </w:r>
     </w:p>
     <w:p>
       <w:pPr>
         <w:spacing w:after="160"/>
-      </w:pPr>
-      <w:r>
+        <w:rPr>
+          <w:color w:val="000000"/>
+        </w:rPr>
+      </w:pPr>
+      <w:r>
+        <w:rPr>
+          <w:color w:val="000000"/>
+        </w:rPr>
         <w:br w:type="page"/>
       </w:r>
     </w:p>
     <w:p>
       <w:pPr>
         <w:pStyle w:val="Title"/>
+        <w:keepNext/>
+        <w:pageBreakBefore/>
+        <w:spacing w:after="240"/>
         <w:jc w:val="center"/>
         <w:rPr>
           <w:rFonts w:ascii="Arial" w:hAnsi="Arial" w:cs="Arial"/>
           <w:b/>
+          <w:color w:val="000000"/>
           <w:sz w:val="32"/>
         </w:rPr>
       </w:pPr>
@@ -694,621 +1702,1526 @@
         <w:rPr>
           <w:rFonts w:ascii="Arial" w:hAnsi="Arial" w:cs="Arial"/>
           <w:b/>
+          <w:color w:val="000000"/>
           <w:sz w:val="32"/>
         </w:rPr>
+        <w:lastRenderedPageBreak/>
         <w:t>ĐÁP ÁN</w:t>
       </w:r>
     </w:p>
     <w:p>
       <w:pPr>
-        <w:pStyle w:val="Title"/>
-        <w:jc w:val="center"/>
-        <w:rPr>
-          <w:rFonts w:ascii="Arial" w:hAnsi="Arial" w:cs="Arial"/>
-          <w:b/>
-          <w:sz w:val="36"/>
-        </w:rPr>
-      </w:pPr>
-      <w:r>
-        <w:rPr>
-          <w:rFonts w:ascii="Arial" w:hAnsi="Arial" w:cs="Arial"/>
-          <w:b/>
-          <w:sz w:val="36"/>
-        </w:rPr>
-        <w:t>BÀI TẬP NGÀY 58 – CÂU ĐIỀU KIỆN LOẠI 0</w:t>
-      </w:r>
-    </w:p>
-    <w:p>
-      <w:pPr>
         <w:pStyle w:val="Heading1"/>
+        <w:spacing w:before="0"/>
       </w:pPr>
       <w:r>
         <w:t>PHẦN 1</w:t>
       </w:r>
     </w:p>
     <w:p>
-      <w:r>
+      <w:pPr>
+        <w:spacing w:after="160"/>
+        <w:rPr>
+          <w:color w:val="000000"/>
+        </w:rPr>
+      </w:pPr>
+      <w:r>
+        <w:rPr>
+          <w:color w:val="000000"/>
+        </w:rPr>
         <w:t>1. A</w:t>
       </w:r>
     </w:p>
     <w:p>
-      <w:r>
+      <w:pPr>
+        <w:spacing w:after="160"/>
+        <w:rPr>
+          <w:color w:val="000000"/>
+        </w:rPr>
+      </w:pPr>
+      <w:r>
+        <w:rPr>
+          <w:color w:val="000000"/>
+        </w:rPr>
         <w:t>2. B</w:t>
       </w:r>
     </w:p>
     <w:p>
-      <w:r>
+      <w:pPr>
+        <w:spacing w:after="160"/>
+        <w:rPr>
+          <w:color w:val="000000"/>
+        </w:rPr>
+      </w:pPr>
+      <w:r>
+        <w:rPr>
+          <w:color w:val="000000"/>
+        </w:rPr>
         <w:t>3. A</w:t>
       </w:r>
     </w:p>
     <w:p>
-      <w:r>
+      <w:pPr>
+        <w:spacing w:after="160"/>
+        <w:rPr>
+          <w:color w:val="000000"/>
+        </w:rPr>
+      </w:pPr>
+      <w:r>
+        <w:rPr>
+          <w:color w:val="000000"/>
+        </w:rPr>
         <w:t>4. A</w:t>
       </w:r>
     </w:p>
     <w:p>
-      <w:r>
+      <w:pPr>
+        <w:spacing w:after="160"/>
+        <w:rPr>
+          <w:color w:val="000000"/>
+        </w:rPr>
+      </w:pPr>
+      <w:r>
+        <w:rPr>
+          <w:color w:val="000000"/>
+        </w:rPr>
         <w:t>5. B</w:t>
       </w:r>
     </w:p>
     <w:p>
-      <w:r>
+      <w:pPr>
+        <w:spacing w:after="160"/>
+        <w:rPr>
+          <w:color w:val="000000"/>
+        </w:rPr>
+      </w:pPr>
+      <w:r>
+        <w:rPr>
+          <w:color w:val="000000"/>
+        </w:rPr>
         <w:t>6. A</w:t>
       </w:r>
     </w:p>
     <w:p>
-      <w:r>
+      <w:pPr>
+        <w:spacing w:after="160"/>
+        <w:rPr>
+          <w:color w:val="000000"/>
+        </w:rPr>
+      </w:pPr>
+      <w:r>
+        <w:rPr>
+          <w:color w:val="000000"/>
+        </w:rPr>
         <w:t>7. A</w:t>
       </w:r>
     </w:p>
     <w:p>
-      <w:r>
+      <w:pPr>
+        <w:spacing w:after="160"/>
+        <w:rPr>
+          <w:color w:val="000000"/>
+        </w:rPr>
+      </w:pPr>
+      <w:r>
+        <w:rPr>
+          <w:color w:val="000000"/>
+        </w:rPr>
         <w:t>8. A</w:t>
       </w:r>
     </w:p>
     <w:p>
-      <w:r>
+      <w:pPr>
+        <w:spacing w:after="160"/>
+        <w:rPr>
+          <w:color w:val="000000"/>
+        </w:rPr>
+      </w:pPr>
+      <w:r>
+        <w:rPr>
+          <w:color w:val="000000"/>
+        </w:rPr>
         <w:t>9. B</w:t>
       </w:r>
     </w:p>
     <w:p>
-      <w:r>
+      <w:pPr>
+        <w:spacing w:after="160"/>
+        <w:rPr>
+          <w:color w:val="000000"/>
+        </w:rPr>
+      </w:pPr>
+      <w:r>
+        <w:rPr>
+          <w:color w:val="000000"/>
+        </w:rPr>
         <w:t>10. B</w:t>
       </w:r>
     </w:p>
     <w:p>
       <w:pPr>
         <w:pStyle w:val="Heading1"/>
+        <w:spacing w:before="240"/>
       </w:pPr>
       <w:r>
         <w:t>PHẦN 2</w:t>
       </w:r>
     </w:p>
     <w:p>
-      <w:r>
+      <w:pPr>
+        <w:spacing w:after="160"/>
+        <w:rPr>
+          <w:color w:val="000000"/>
+        </w:rPr>
+      </w:pPr>
+      <w:r>
+        <w:rPr>
+          <w:color w:val="000000"/>
+        </w:rPr>
         <w:t>1. heat / evaporates</w:t>
       </w:r>
     </w:p>
     <w:p>
-      <w:r>
+      <w:pPr>
+        <w:spacing w:after="160"/>
+        <w:rPr>
+          <w:color w:val="000000"/>
+        </w:rPr>
+      </w:pPr>
+      <w:r>
+        <w:rPr>
+          <w:color w:val="000000"/>
+        </w:rPr>
         <w:t>2. gets / melts</w:t>
       </w:r>
     </w:p>
     <w:p>
-      <w:r>
+      <w:pPr>
+        <w:spacing w:after="160"/>
+        <w:rPr>
+          <w:color w:val="000000"/>
+        </w:rPr>
+      </w:pPr>
+      <w:r>
+        <w:rPr>
+          <w:color w:val="000000"/>
+        </w:rPr>
         <w:t>3. die / don't get</w:t>
       </w:r>
     </w:p>
     <w:p>
-      <w:r>
+      <w:pPr>
+        <w:spacing w:after="160"/>
+        <w:rPr>
+          <w:color w:val="000000"/>
+        </w:rPr>
+      </w:pPr>
+      <w:r>
+        <w:rPr>
+          <w:color w:val="000000"/>
+        </w:rPr>
         <w:t>4. drink / don't sleep</w:t>
       </w:r>
     </w:p>
     <w:p>
-      <w:r>
+      <w:pPr>
+        <w:spacing w:after="160"/>
+        <w:rPr>
+          <w:color w:val="000000"/>
+        </w:rPr>
+      </w:pPr>
+      <w:r>
+        <w:rPr>
+          <w:color w:val="000000"/>
+        </w:rPr>
         <w:t>5. expands / heat</w:t>
       </w:r>
     </w:p>
     <w:p>
-      <w:r>
+      <w:pPr>
+        <w:spacing w:after="160"/>
+        <w:rPr>
+          <w:color w:val="000000"/>
+        </w:rPr>
+      </w:pPr>
+      <w:r>
+        <w:rPr>
+          <w:color w:val="000000"/>
+        </w:rPr>
         <w:t>6. is / goes</w:t>
       </w:r>
     </w:p>
     <w:p>
-      <w:r>
+      <w:pPr>
+        <w:spacing w:after="160"/>
+        <w:rPr>
+          <w:color w:val="000000"/>
+        </w:rPr>
+      </w:pPr>
+      <w:r>
+        <w:rPr>
+          <w:color w:val="000000"/>
+        </w:rPr>
         <w:t>7. stops / press</w:t>
       </w:r>
     </w:p>
     <w:p>
-      <w:r>
+      <w:pPr>
+        <w:spacing w:after="160"/>
+        <w:rPr>
+          <w:color w:val="000000"/>
+        </w:rPr>
+      </w:pPr>
+      <w:r>
+        <w:rPr>
+          <w:color w:val="000000"/>
+        </w:rPr>
         <w:t>8. exercise / feel</w:t>
       </w:r>
     </w:p>
     <w:p>
-      <w:r>
+      <w:pPr>
+        <w:spacing w:after="160"/>
+        <w:rPr>
+          <w:color w:val="000000"/>
+        </w:rPr>
+      </w:pPr>
+      <w:r>
+        <w:rPr>
+          <w:color w:val="000000"/>
+        </w:rPr>
         <w:t>9. sets / gets</w:t>
       </w:r>
     </w:p>
     <w:p>
-      <w:r>
+      <w:pPr>
+        <w:spacing w:after="160"/>
+        <w:rPr>
+          <w:color w:val="000000"/>
+        </w:rPr>
+      </w:pPr>
+      <w:r>
+        <w:rPr>
+          <w:color w:val="000000"/>
+        </w:rPr>
         <w:t>10. goes / don't keep</w:t>
       </w:r>
     </w:p>
     <w:p>
       <w:pPr>
         <w:pStyle w:val="Heading1"/>
+        <w:spacing w:before="240"/>
       </w:pPr>
       <w:r>
         <w:t>PHẦN 3</w:t>
       </w:r>
     </w:p>
     <w:p>
-      <w:r>
-        <w:t>Cả if và when phù hợp trong hầu hết câu; đáp án tự nhiên:</w:t>
-      </w:r>
-    </w:p>
-    <w:p>
-      <w:r>
+      <w:pPr>
+        <w:spacing w:after="160"/>
+        <w:rPr>
+          <w:color w:val="000000"/>
+        </w:rPr>
+      </w:pPr>
+      <w:r>
+        <w:rPr>
+          <w:color w:val="000000"/>
+        </w:rPr>
         <w:t>1. When/If</w:t>
       </w:r>
     </w:p>
     <w:p>
-      <w:r>
+      <w:pPr>
+        <w:spacing w:after="160"/>
+        <w:rPr>
+          <w:color w:val="000000"/>
+        </w:rPr>
+      </w:pPr>
+      <w:r>
+        <w:rPr>
+          <w:color w:val="000000"/>
+        </w:rPr>
         <w:t>2. when/if</w:t>
       </w:r>
     </w:p>
     <w:p>
-      <w:r>
+      <w:pPr>
+        <w:spacing w:after="160"/>
+        <w:rPr>
+          <w:color w:val="000000"/>
+        </w:rPr>
+      </w:pPr>
+      <w:r>
+        <w:rPr>
+          <w:color w:val="000000"/>
+        </w:rPr>
         <w:t>3. When/If</w:t>
       </w:r>
     </w:p>
     <w:p>
-      <w:r>
+      <w:pPr>
+        <w:spacing w:after="160"/>
+        <w:rPr>
+          <w:color w:val="000000"/>
+        </w:rPr>
+      </w:pPr>
+      <w:r>
+        <w:rPr>
+          <w:color w:val="000000"/>
+        </w:rPr>
         <w:t>4. when/if</w:t>
       </w:r>
     </w:p>
     <w:p>
-      <w:r>
+      <w:pPr>
+        <w:spacing w:after="160"/>
+        <w:rPr>
+          <w:color w:val="000000"/>
+        </w:rPr>
+      </w:pPr>
+      <w:r>
+        <w:rPr>
+          <w:color w:val="000000"/>
+        </w:rPr>
         <w:t>5. When/If</w:t>
       </w:r>
     </w:p>
     <w:p>
-      <w:r>
+      <w:pPr>
+        <w:spacing w:after="160"/>
+        <w:rPr>
+          <w:color w:val="000000"/>
+        </w:rPr>
+      </w:pPr>
+      <w:r>
+        <w:rPr>
+          <w:color w:val="000000"/>
+        </w:rPr>
+        <w:lastRenderedPageBreak/>
         <w:t>6. when/if</w:t>
       </w:r>
     </w:p>
     <w:p>
-      <w:r>
+      <w:pPr>
+        <w:spacing w:after="160"/>
+        <w:rPr>
+          <w:color w:val="000000"/>
+        </w:rPr>
+      </w:pPr>
+      <w:r>
+        <w:rPr>
+          <w:color w:val="000000"/>
+        </w:rPr>
         <w:t>7. When/If</w:t>
       </w:r>
     </w:p>
     <w:p>
-      <w:r>
+      <w:pPr>
+        <w:spacing w:after="160"/>
+        <w:rPr>
+          <w:color w:val="000000"/>
+        </w:rPr>
+      </w:pPr>
+      <w:r>
+        <w:rPr>
+          <w:color w:val="000000"/>
+        </w:rPr>
         <w:t>8. when/if</w:t>
       </w:r>
     </w:p>
     <w:p>
-      <w:r>
+      <w:pPr>
+        <w:spacing w:after="160"/>
+        <w:rPr>
+          <w:color w:val="000000"/>
+        </w:rPr>
+      </w:pPr>
+      <w:r>
+        <w:rPr>
+          <w:color w:val="000000"/>
+        </w:rPr>
         <w:t>9. When</w:t>
       </w:r>
     </w:p>
     <w:p>
-      <w:r>
+      <w:pPr>
+        <w:spacing w:after="160"/>
+        <w:rPr>
+          <w:color w:val="000000"/>
+        </w:rPr>
+      </w:pPr>
+      <w:r>
+        <w:rPr>
+          <w:color w:val="000000"/>
+        </w:rPr>
         <w:t>10. if/when</w:t>
       </w:r>
     </w:p>
     <w:p>
       <w:pPr>
         <w:pStyle w:val="Heading1"/>
+        <w:spacing w:before="240"/>
       </w:pPr>
       <w:r>
         <w:t>PHẦN 4</w:t>
       </w:r>
     </w:p>
     <w:p>
-      <w:r>
+      <w:pPr>
+        <w:spacing w:after="160"/>
+        <w:rPr>
+          <w:color w:val="000000"/>
+        </w:rPr>
+      </w:pPr>
+      <w:r>
+        <w:rPr>
+          <w:color w:val="000000"/>
+        </w:rPr>
         <w:t>1. E</w:t>
       </w:r>
     </w:p>
     <w:p>
-      <w:r>
+      <w:pPr>
+        <w:spacing w:after="160"/>
+        <w:rPr>
+          <w:color w:val="000000"/>
+        </w:rPr>
+      </w:pPr>
+      <w:r>
+        <w:rPr>
+          <w:color w:val="000000"/>
+        </w:rPr>
         <w:t>2. A</w:t>
       </w:r>
     </w:p>
     <w:p>
-      <w:r>
+      <w:pPr>
+        <w:spacing w:after="160"/>
+        <w:rPr>
+          <w:color w:val="000000"/>
+        </w:rPr>
+      </w:pPr>
+      <w:r>
+        <w:rPr>
+          <w:color w:val="000000"/>
+        </w:rPr>
         <w:t>3. D</w:t>
       </w:r>
     </w:p>
     <w:p>
-      <w:r>
+      <w:pPr>
+        <w:spacing w:after="160"/>
+        <w:rPr>
+          <w:color w:val="000000"/>
+        </w:rPr>
+      </w:pPr>
+      <w:r>
+        <w:rPr>
+          <w:color w:val="000000"/>
+        </w:rPr>
         <w:t>4. G</w:t>
       </w:r>
     </w:p>
     <w:p>
-      <w:r>
+      <w:pPr>
+        <w:spacing w:after="160"/>
+        <w:rPr>
+          <w:color w:val="000000"/>
+        </w:rPr>
+      </w:pPr>
+      <w:r>
+        <w:rPr>
+          <w:color w:val="000000"/>
+        </w:rPr>
         <w:t>5. H</w:t>
       </w:r>
     </w:p>
     <w:p>
-      <w:r>
+      <w:pPr>
+        <w:spacing w:after="160"/>
+        <w:rPr>
+          <w:color w:val="000000"/>
+        </w:rPr>
+      </w:pPr>
+      <w:r>
+        <w:rPr>
+          <w:color w:val="000000"/>
+        </w:rPr>
         <w:t>6. B</w:t>
       </w:r>
     </w:p>
     <w:p>
-      <w:r>
+      <w:pPr>
+        <w:spacing w:after="160"/>
+        <w:rPr>
+          <w:color w:val="000000"/>
+        </w:rPr>
+      </w:pPr>
+      <w:r>
+        <w:rPr>
+          <w:color w:val="000000"/>
+        </w:rPr>
         <w:t>7. C</w:t>
       </w:r>
     </w:p>
     <w:p>
-      <w:r>
+      <w:pPr>
+        <w:spacing w:after="160"/>
+        <w:rPr>
+          <w:color w:val="000000"/>
+        </w:rPr>
+      </w:pPr>
+      <w:r>
+        <w:rPr>
+          <w:color w:val="000000"/>
+        </w:rPr>
         <w:t>8. F</w:t>
       </w:r>
     </w:p>
     <w:p>
-      <w:r>
+      <w:pPr>
+        <w:spacing w:after="160"/>
+        <w:rPr>
+          <w:color w:val="000000"/>
+        </w:rPr>
+      </w:pPr>
+      <w:r>
+        <w:rPr>
+          <w:color w:val="000000"/>
+        </w:rPr>
         <w:t>9. I</w:t>
       </w:r>
     </w:p>
     <w:p>
-      <w:r>
+      <w:pPr>
+        <w:spacing w:after="160"/>
+        <w:rPr>
+          <w:color w:val="000000"/>
+        </w:rPr>
+      </w:pPr>
+      <w:r>
+        <w:rPr>
+          <w:color w:val="000000"/>
+        </w:rPr>
         <w:t>10. J</w:t>
       </w:r>
     </w:p>
     <w:p>
       <w:pPr>
         <w:pStyle w:val="Heading1"/>
+        <w:spacing w:before="240"/>
       </w:pPr>
       <w:r>
         <w:t>PHẦN 5</w:t>
       </w:r>
     </w:p>
     <w:p>
-      <w:r>
+      <w:pPr>
+        <w:spacing w:after="160"/>
+        <w:rPr>
+          <w:color w:val="000000"/>
+        </w:rPr>
+      </w:pPr>
+      <w:r>
+        <w:rPr>
+          <w:color w:val="000000"/>
+        </w:rPr>
         <w:t>1. Ice melts if you heat it.</w:t>
       </w:r>
     </w:p>
     <w:p>
-      <w:r>
+      <w:pPr>
+        <w:spacing w:after="160"/>
+        <w:rPr>
+          <w:color w:val="000000"/>
+        </w:rPr>
+      </w:pPr>
+      <w:r>
+        <w:rPr>
+          <w:color w:val="000000"/>
+        </w:rPr>
         <w:t>2. The ground gets wet if it rains.</w:t>
       </w:r>
     </w:p>
     <w:p>
-      <w:r>
+      <w:pPr>
+        <w:spacing w:after="160"/>
+        <w:rPr>
+          <w:color w:val="000000"/>
+        </w:rPr>
+      </w:pPr>
+      <w:r>
+        <w:rPr>
+          <w:color w:val="000000"/>
+        </w:rPr>
         <w:t>3. If plants don't get water, they die.</w:t>
       </w:r>
     </w:p>
     <w:p>
-      <w:r>
+      <w:pPr>
+        <w:spacing w:after="160"/>
+        <w:rPr>
+          <w:color w:val="000000"/>
+        </w:rPr>
+      </w:pPr>
+      <w:r>
+        <w:rPr>
+          <w:color w:val="000000"/>
+        </w:rPr>
         <w:t>4. If I don't sleep enough, I feel tired.</w:t>
       </w:r>
     </w:p>
     <w:p>
-      <w:r>
+      <w:pPr>
+        <w:spacing w:after="160"/>
+        <w:rPr>
+          <w:color w:val="000000"/>
+        </w:rPr>
+      </w:pPr>
+      <w:r>
+        <w:rPr>
+          <w:color w:val="000000"/>
+        </w:rPr>
         <w:t>5. Lan makes a sandwich if she is hungry.</w:t>
       </w:r>
     </w:p>
     <w:p>
-      <w:r>
+      <w:pPr>
+        <w:spacing w:after="160"/>
+        <w:rPr>
+          <w:color w:val="000000"/>
+        </w:rPr>
+      </w:pPr>
+      <w:r>
+        <w:rPr>
+          <w:color w:val="000000"/>
+        </w:rPr>
         <w:t>6. If you press this button, the machine starts.</w:t>
       </w:r>
     </w:p>
     <w:p>
-      <w:r>
+      <w:pPr>
+        <w:spacing w:after="160"/>
+        <w:rPr>
+          <w:color w:val="000000"/>
+        </w:rPr>
+      </w:pPr>
+      <w:r>
+        <w:rPr>
+          <w:color w:val="000000"/>
+        </w:rPr>
         <w:t>7. People feel better if they exercise.</w:t>
       </w:r>
     </w:p>
     <w:p>
-      <w:r>
+      <w:pPr>
+        <w:spacing w:after="160"/>
+        <w:rPr>
+          <w:color w:val="000000"/>
+        </w:rPr>
+      </w:pPr>
+      <w:r>
+        <w:rPr>
+          <w:color w:val="000000"/>
+        </w:rPr>
         <w:t>8. If water reaches 100°C, it boils.</w:t>
       </w:r>
     </w:p>
     <w:p>
-      <w:r>
+      <w:pPr>
+        <w:spacing w:after="160"/>
+        <w:rPr>
+          <w:color w:val="000000"/>
+        </w:rPr>
+      </w:pPr>
+      <w:r>
+        <w:rPr>
+          <w:color w:val="000000"/>
+        </w:rPr>
         <w:t>9. Leave the room if the alarm rings.</w:t>
       </w:r>
     </w:p>
     <w:p>
-      <w:r>
+      <w:pPr>
+        <w:spacing w:after="160"/>
+        <w:rPr>
+          <w:color w:val="000000"/>
+        </w:rPr>
+      </w:pPr>
+      <w:r>
+        <w:rPr>
+          <w:color w:val="000000"/>
+        </w:rPr>
         <w:t>10. If you need help, call this number.</w:t>
       </w:r>
     </w:p>
     <w:p>
       <w:pPr>
         <w:pStyle w:val="Heading1"/>
+        <w:spacing w:before="240"/>
       </w:pPr>
       <w:r>
         <w:t>PHẦN 6</w:t>
       </w:r>
     </w:p>
     <w:p>
-      <w:r>
+      <w:pPr>
+        <w:rPr>
+          <w:color w:val="000000"/>
+        </w:rPr>
+      </w:pPr>
+      <w:r>
+        <w:rPr>
+          <w:color w:val="000000"/>
+        </w:rPr>
         <w:t>Đáp án gợi ý:</w:t>
       </w:r>
     </w:p>
     <w:p>
-      <w:r>
+      <w:pPr>
+        <w:spacing w:after="160"/>
+        <w:rPr>
+          <w:color w:val="000000"/>
+        </w:rPr>
+      </w:pPr>
+      <w:r>
+        <w:rPr>
+          <w:color w:val="000000"/>
+        </w:rPr>
+        <w:lastRenderedPageBreak/>
         <w:t>1. they die</w:t>
       </w:r>
     </w:p>
     <w:p>
-      <w:r>
+      <w:pPr>
+        <w:spacing w:after="160"/>
+        <w:rPr>
+          <w:color w:val="000000"/>
+        </w:rPr>
+      </w:pPr>
+      <w:r>
+        <w:rPr>
+          <w:color w:val="000000"/>
+        </w:rPr>
         <w:t>2. I can't sleep</w:t>
       </w:r>
     </w:p>
     <w:p>
-      <w:r>
+      <w:pPr>
+        <w:spacing w:after="160"/>
+        <w:rPr>
+          <w:color w:val="000000"/>
+        </w:rPr>
+      </w:pPr>
+      <w:r>
+        <w:rPr>
+          <w:color w:val="000000"/>
+        </w:rPr>
         <w:t>3. they feel better</w:t>
       </w:r>
     </w:p>
     <w:p>
-      <w:r>
+      <w:pPr>
+        <w:spacing w:after="160"/>
+        <w:rPr>
+          <w:color w:val="000000"/>
+        </w:rPr>
+      </w:pPr>
+      <w:r>
+        <w:rPr>
+          <w:color w:val="000000"/>
+        </w:rPr>
         <w:t>4. it dissolves</w:t>
       </w:r>
     </w:p>
     <w:p>
-      <w:r>
+      <w:pPr>
+        <w:spacing w:after="160"/>
+        <w:rPr>
+          <w:color w:val="000000"/>
+        </w:rPr>
+      </w:pPr>
+      <w:r>
+        <w:rPr>
+          <w:color w:val="000000"/>
+        </w:rPr>
         <w:t>5. I drink more water</w:t>
       </w:r>
     </w:p>
     <w:p>
-      <w:r>
+      <w:pPr>
+        <w:spacing w:after="160"/>
+        <w:rPr>
+          <w:color w:val="000000"/>
+        </w:rPr>
+      </w:pPr>
+      <w:r>
+        <w:rPr>
+          <w:color w:val="000000"/>
+        </w:rPr>
         <w:t>6. I make a sandwich</w:t>
       </w:r>
     </w:p>
     <w:p>
-      <w:r>
+      <w:pPr>
+        <w:spacing w:after="160"/>
+        <w:rPr>
+          <w:color w:val="000000"/>
+        </w:rPr>
+      </w:pPr>
+      <w:r>
+        <w:rPr>
+          <w:color w:val="000000"/>
+        </w:rPr>
         <w:t>7. it turns off</w:t>
       </w:r>
     </w:p>
     <w:p>
-      <w:r>
+      <w:pPr>
+        <w:spacing w:after="160"/>
+        <w:rPr>
+          <w:color w:val="000000"/>
+        </w:rPr>
+      </w:pPr>
+      <w:r>
+        <w:rPr>
+          <w:color w:val="000000"/>
+        </w:rPr>
         <w:t>8. they learn more</w:t>
       </w:r>
     </w:p>
     <w:p>
-      <w:r>
+      <w:pPr>
+        <w:spacing w:after="160"/>
+        <w:rPr>
+          <w:color w:val="000000"/>
+        </w:rPr>
+      </w:pPr>
+      <w:r>
+        <w:rPr>
+          <w:color w:val="000000"/>
+        </w:rPr>
         <w:t>9. you get burned</w:t>
       </w:r>
     </w:p>
     <w:p>
-      <w:r>
+      <w:pPr>
+        <w:spacing w:after="160"/>
+        <w:rPr>
+          <w:color w:val="000000"/>
+        </w:rPr>
+      </w:pPr>
+      <w:r>
+        <w:rPr>
+          <w:color w:val="000000"/>
+        </w:rPr>
         <w:t>10. vehicles can go</w:t>
       </w:r>
     </w:p>
     <w:p>
       <w:pPr>
         <w:pStyle w:val="Heading1"/>
+        <w:spacing w:before="240"/>
       </w:pPr>
       <w:r>
         <w:t>PHẦN 7</w:t>
       </w:r>
     </w:p>
     <w:p>
-      <w:r>
+      <w:pPr>
+        <w:spacing w:after="160"/>
+        <w:rPr>
+          <w:color w:val="000000"/>
+        </w:rPr>
+      </w:pPr>
+      <w:r>
+        <w:rPr>
+          <w:color w:val="000000"/>
+        </w:rPr>
         <w:t>1. 0</w:t>
       </w:r>
     </w:p>
     <w:p>
-      <w:r>
+      <w:pPr>
+        <w:spacing w:after="160"/>
+        <w:rPr>
+          <w:color w:val="000000"/>
+        </w:rPr>
+      </w:pPr>
+      <w:r>
+        <w:rPr>
+          <w:color w:val="000000"/>
+        </w:rPr>
         <w:t>2. 1</w:t>
       </w:r>
     </w:p>
     <w:p>
-      <w:r>
+      <w:pPr>
+        <w:spacing w:after="160"/>
+        <w:rPr>
+          <w:color w:val="000000"/>
+        </w:rPr>
+      </w:pPr>
+      <w:r>
+        <w:rPr>
+          <w:color w:val="000000"/>
+        </w:rPr>
         <w:t>3. 0</w:t>
       </w:r>
     </w:p>
     <w:p>
-      <w:r>
+      <w:pPr>
+        <w:spacing w:after="160"/>
+        <w:rPr>
+          <w:color w:val="000000"/>
+        </w:rPr>
+      </w:pPr>
+      <w:r>
+        <w:rPr>
+          <w:color w:val="000000"/>
+        </w:rPr>
         <w:t>4. 1</w:t>
       </w:r>
     </w:p>
     <w:p>
-      <w:r>
+      <w:pPr>
+        <w:spacing w:after="160"/>
+        <w:rPr>
+          <w:color w:val="000000"/>
+        </w:rPr>
+      </w:pPr>
+      <w:r>
+        <w:rPr>
+          <w:color w:val="000000"/>
+        </w:rPr>
         <w:t>5. 0</w:t>
       </w:r>
     </w:p>
     <w:p>
-      <w:r>
+      <w:pPr>
+        <w:spacing w:after="160"/>
+        <w:rPr>
+          <w:color w:val="000000"/>
+        </w:rPr>
+      </w:pPr>
+      <w:r>
+        <w:rPr>
+          <w:color w:val="000000"/>
+        </w:rPr>
         <w:t>6. 1</w:t>
       </w:r>
     </w:p>
     <w:p>
-      <w:r>
+      <w:pPr>
+        <w:spacing w:after="160"/>
+        <w:rPr>
+          <w:color w:val="000000"/>
+        </w:rPr>
+      </w:pPr>
+      <w:r>
+        <w:rPr>
+          <w:color w:val="000000"/>
+        </w:rPr>
         <w:t>7. 0</w:t>
       </w:r>
     </w:p>
     <w:p>
-      <w:r>
+      <w:pPr>
+        <w:spacing w:after="160"/>
+        <w:rPr>
+          <w:color w:val="000000"/>
+        </w:rPr>
+      </w:pPr>
+      <w:r>
+        <w:rPr>
+          <w:color w:val="000000"/>
+        </w:rPr>
         <w:t>8. 1</w:t>
       </w:r>
     </w:p>
     <w:p>
-      <w:r>
+      <w:pPr>
+        <w:spacing w:after="160"/>
+        <w:rPr>
+          <w:color w:val="000000"/>
+        </w:rPr>
+      </w:pPr>
+      <w:r>
+        <w:rPr>
+          <w:color w:val="000000"/>
+        </w:rPr>
         <w:t>9. 0</w:t>
       </w:r>
     </w:p>
     <w:p>
-      <w:r>
+      <w:pPr>
+        <w:spacing w:after="160"/>
+        <w:rPr>
+          <w:color w:val="000000"/>
+        </w:rPr>
+      </w:pPr>
+      <w:r>
+        <w:rPr>
+          <w:color w:val="000000"/>
+        </w:rPr>
         <w:t>10. 0</w:t>
       </w:r>
     </w:p>
     <w:p>
       <w:pPr>
         <w:pStyle w:val="Heading1"/>
+        <w:spacing w:before="240"/>
       </w:pPr>
       <w:r>
         <w:t>PHẦN 8</w:t>
       </w:r>
     </w:p>
     <w:p>
-      <w:r>
+      <w:pPr>
+        <w:spacing w:after="160"/>
+        <w:rPr>
+          <w:color w:val="000000"/>
+        </w:rPr>
+      </w:pPr>
+      <w:r>
+        <w:rPr>
+          <w:color w:val="000000"/>
+        </w:rPr>
         <w:t>1. If you heat ice, it melts.</w:t>
       </w:r>
     </w:p>
     <w:p>
-      <w:r>
+      <w:pPr>
+        <w:spacing w:after="160"/>
+        <w:rPr>
+          <w:color w:val="000000"/>
+        </w:rPr>
+      </w:pPr>
+      <w:r>
+        <w:rPr>
+          <w:color w:val="000000"/>
+        </w:rPr>
         <w:t>2. If water reaches 100°C, it boils.</w:t>
       </w:r>
     </w:p>
     <w:p>
-      <w:r>
+      <w:pPr>
+        <w:spacing w:after="160"/>
+        <w:rPr>
+          <w:color w:val="000000"/>
+        </w:rPr>
+      </w:pPr>
+      <w:r>
+        <w:rPr>
+          <w:color w:val="000000"/>
+        </w:rPr>
         <w:t>3. If it rains, the ground gets wet.</w:t>
       </w:r>
     </w:p>
     <w:p>
-      <w:r>
+      <w:pPr>
+        <w:spacing w:after="160"/>
+        <w:rPr>
+          <w:color w:val="000000"/>
+        </w:rPr>
+      </w:pPr>
+      <w:r>
+        <w:rPr>
+          <w:color w:val="000000"/>
+        </w:rPr>
         <w:t>4. The ground gets wet if it rains.</w:t>
       </w:r>
     </w:p>
     <w:p>
-      <w:r>
+      <w:pPr>
+        <w:spacing w:after="160"/>
+        <w:rPr>
+          <w:color w:val="000000"/>
+        </w:rPr>
+      </w:pPr>
+      <w:r>
+        <w:rPr>
+          <w:color w:val="000000"/>
+        </w:rPr>
         <w:t>5. If people don't eat, they get hungry.</w:t>
       </w:r>
     </w:p>
     <w:p>
-      <w:r>
+      <w:pPr>
+        <w:spacing w:after="160"/>
+        <w:rPr>
+          <w:color w:val="000000"/>
+        </w:rPr>
+      </w:pPr>
+      <w:r>
+        <w:rPr>
+          <w:color w:val="000000"/>
+        </w:rPr>
         <w:t>6. If I am tired, I usually go to bed early.</w:t>
       </w:r>
     </w:p>
     <w:p>
-      <w:r>
+      <w:pPr>
+        <w:spacing w:after="160"/>
+        <w:rPr>
+          <w:color w:val="000000"/>
+        </w:rPr>
+      </w:pPr>
+      <w:r>
+        <w:rPr>
+          <w:color w:val="000000"/>
+        </w:rPr>
         <w:t>7. If you mix red and blue, you get purple.</w:t>
       </w:r>
     </w:p>
     <w:p>
-      <w:r>
+      <w:pPr>
+        <w:spacing w:after="160"/>
+        <w:rPr>
+          <w:color w:val="000000"/>
+        </w:rPr>
+      </w:pPr>
+      <w:r>
+        <w:rPr>
+          <w:color w:val="000000"/>
+        </w:rPr>
+        <w:lastRenderedPageBreak/>
         <w:t>8. Plants die if they don't get water.</w:t>
       </w:r>
     </w:p>
     <w:p>
-      <w:r>
+      <w:pPr>
+        <w:spacing w:after="160"/>
+        <w:rPr>
+          <w:color w:val="000000"/>
+        </w:rPr>
+      </w:pPr>
+      <w:r>
+        <w:rPr>
+          <w:color w:val="000000"/>
+        </w:rPr>
         <w:t>9. If the light is red, stop.</w:t>
       </w:r>
     </w:p>
     <w:p>
-      <w:r>
+      <w:pPr>
+        <w:spacing w:after="160"/>
+        <w:rPr>
+          <w:color w:val="000000"/>
+        </w:rPr>
+      </w:pPr>
+      <w:r>
+        <w:rPr>
+          <w:color w:val="000000"/>
+        </w:rPr>
         <w:t>10. When you press this button, the machine starts.</w:t>
       </w:r>
     </w:p>
     <w:p>
       <w:pPr>
         <w:pStyle w:val="Heading1"/>
+        <w:spacing w:before="240"/>
       </w:pPr>
       <w:r>
         <w:t>PHẦN 9</w:t>
       </w:r>
     </w:p>
     <w:p>
-      <w:r>
+      <w:pPr>
+        <w:spacing w:after="160"/>
+        <w:rPr>
+          <w:color w:val="000000"/>
+        </w:rPr>
+      </w:pPr>
+      <w:r>
+        <w:rPr>
+          <w:color w:val="000000"/>
+        </w:rPr>
         <w:t>1. Everyone leaves the building immediately.</w:t>
       </w:r>
     </w:p>
     <w:p>
-      <w:r>
+      <w:pPr>
+        <w:spacing w:after="160"/>
+        <w:rPr>
+          <w:color w:val="000000"/>
+        </w:rPr>
+      </w:pPr>
+      <w:r>
+        <w:rPr>
+          <w:color w:val="000000"/>
+        </w:rPr>
         <w:t>2. They stay low.</w:t>
       </w:r>
     </w:p>
     <w:p>
-      <w:r>
+      <w:pPr>
+        <w:spacing w:after="160"/>
+        <w:rPr>
+          <w:color w:val="000000"/>
+        </w:rPr>
+      </w:pPr>
+      <w:r>
+        <w:rPr>
+          <w:color w:val="000000"/>
+        </w:rPr>
         <w:t>3. Because smoke rises.</w:t>
       </w:r>
     </w:p>
     <w:p>
-      <w:r>
+      <w:pPr>
+        <w:spacing w:after="160"/>
+        <w:rPr>
+          <w:color w:val="000000"/>
+        </w:rPr>
+      </w:pPr>
+      <w:r>
+        <w:rPr>
+          <w:color w:val="000000"/>
+        </w:rPr>
         <w:t>4. They close the door.</w:t>
       </w:r>
     </w:p>
     <w:p>
-      <w:r>
+      <w:pPr>
+        <w:spacing w:after="160"/>
+        <w:rPr>
+          <w:color w:val="000000"/>
+        </w:rPr>
+      </w:pPr>
+      <w:r>
+        <w:rPr>
+          <w:color w:val="000000"/>
+        </w:rPr>
         <w:t>5. They call the emergency number.</w:t>
       </w:r>
     </w:p>
     <w:p>
-      <w:r>
+      <w:pPr>
+        <w:spacing w:after="160"/>
+        <w:rPr>
+          <w:color w:val="000000"/>
+        </w:rPr>
+      </w:pPr>
+      <w:r>
+        <w:rPr>
+          <w:color w:val="000000"/>
+        </w:rPr>
         <w:t>6. No, it doesn't.</w:t>
       </w:r>
     </w:p>
     <w:p>
-      <w:r>
+      <w:pPr>
+        <w:spacing w:after="160"/>
+        <w:rPr>
+          <w:color w:val="000000"/>
+        </w:rPr>
+      </w:pPr>
+      <w:r>
+        <w:rPr>
+          <w:color w:val="000000"/>
+        </w:rPr>
         <w:t>7. The stairs.</w:t>
       </w:r>
     </w:p>
     <w:p>
-      <w:r>
+      <w:pPr>
+        <w:spacing w:after="160"/>
+        <w:rPr>
+          <w:color w:val="000000"/>
+        </w:rPr>
+      </w:pPr>
+      <w:r>
+        <w:rPr>
+          <w:color w:val="000000"/>
+        </w:rPr>
         <w:t>8. The exit is safe to use.</w:t>
       </w:r>
     </w:p>
     <w:p>
-      <w:r>
+      <w:pPr>
+        <w:spacing w:after="160"/>
+        <w:rPr>
+          <w:color w:val="000000"/>
+        </w:rPr>
+      </w:pPr>
+      <w:r>
+        <w:rPr>
+          <w:color w:val="000000"/>
+        </w:rPr>
         <w:t>9. No, they are general rules.</w:t>
       </w:r>
     </w:p>
     <w:p>
-      <w:r>
+      <w:pPr>
+        <w:spacing w:after="160"/>
+        <w:rPr>
+          <w:color w:val="000000"/>
+        </w:rPr>
+      </w:pPr>
+      <w:r>
+        <w:rPr>
+          <w:color w:val="000000"/>
+        </w:rPr>
         <w:t>10. Because it describes results that always apply when conditions occur.</w:t>
       </w:r>
     </w:p>
     <w:p>
       <w:pPr>
         <w:pStyle w:val="Heading1"/>
+        <w:spacing w:before="240"/>
       </w:pPr>
       <w:r>
         <w:t>PHẦN 10</w:t>
       </w:r>
     </w:p>
     <w:p>
-      <w:r>
+      <w:pPr>
+        <w:spacing w:after="160"/>
+        <w:rPr>
+          <w:color w:val="000000"/>
+        </w:rPr>
+      </w:pPr>
+      <w:r>
+        <w:rPr>
+          <w:color w:val="000000"/>
+        </w:rPr>
         <w:t>1. If you heat ice, it melts.</w:t>
       </w:r>
     </w:p>
     <w:p>
-      <w:r>
+      <w:pPr>
+        <w:spacing w:after="160"/>
+        <w:rPr>
+          <w:color w:val="000000"/>
+        </w:rPr>
+      </w:pPr>
+      <w:r>
+        <w:rPr>
+          <w:color w:val="000000"/>
+        </w:rPr>
         <w:t>2. If water reaches 100°C, it boils.</w:t>
       </w:r>
     </w:p>
     <w:p>
-      <w:r>
+      <w:pPr>
+        <w:spacing w:after="160"/>
+        <w:rPr>
+          <w:color w:val="000000"/>
+        </w:rPr>
+      </w:pPr>
+      <w:r>
+        <w:rPr>
+          <w:color w:val="000000"/>
+        </w:rPr>
         <w:t>3. Plants die if they don't get water.</w:t>
       </w:r>
     </w:p>
     <w:p>
-      <w:r>
+      <w:pPr>
+        <w:spacing w:after="160"/>
+        <w:rPr>
+          <w:color w:val="000000"/>
+        </w:rPr>
+      </w:pPr>
+      <w:r>
+        <w:rPr>
+          <w:color w:val="000000"/>
+        </w:rPr>
         <w:t>4. If I am tired, I go to bed early.</w:t>
       </w:r>
     </w:p>
     <w:p>
-      <w:r>
+      <w:pPr>
+        <w:spacing w:after="160"/>
+        <w:rPr>
+          <w:color w:val="000000"/>
+        </w:rPr>
+      </w:pPr>
+      <w:r>
+        <w:rPr>
+          <w:color w:val="000000"/>
+        </w:rPr>
         <w:t>5. If the light is red, stop.</w:t>
       </w:r>
     </w:p>
     <w:p>
-      <w:r>
+      <w:pPr>
+        <w:spacing w:after="160"/>
+        <w:rPr>
+          <w:color w:val="000000"/>
+        </w:rPr>
+      </w:pPr>
+      <w:r>
+        <w:rPr>
+          <w:color w:val="000000"/>
+        </w:rPr>
         <w:t>6. The ground gets wet if it rains.</w:t>
       </w:r>
     </w:p>
     <w:p>
-      <w:r>
+      <w:pPr>
+        <w:spacing w:after="160"/>
+        <w:rPr>
+          <w:color w:val="000000"/>
+        </w:rPr>
+      </w:pPr>
+      <w:r>
+        <w:rPr>
+          <w:color w:val="000000"/>
+        </w:rPr>
         <w:t>7. When you press the button, the machine starts.</w:t>
       </w:r>
     </w:p>
     <w:p>
-      <w:r>
+      <w:pPr>
+        <w:spacing w:after="160"/>
+        <w:rPr>
+          <w:color w:val="000000"/>
+        </w:rPr>
+      </w:pPr>
+      <w:r>
+        <w:rPr>
+          <w:color w:val="000000"/>
+        </w:rPr>
         <w:t>8. If people don't eat, they get hungry.</w:t>
       </w:r>
     </w:p>
     <w:p>
-      <w:r>
+      <w:pPr>
+        <w:spacing w:after="160"/>
+        <w:rPr>
+          <w:color w:val="000000"/>
+        </w:rPr>
+      </w:pPr>
+      <w:r>
+        <w:rPr>
+          <w:color w:val="000000"/>
+        </w:rPr>
         <w:t>9. If the printer stops, press the green button.</w:t>
       </w:r>
     </w:p>
     <w:p>
-      <w:r>
+      <w:pPr>
+        <w:spacing w:after="160"/>
+        <w:rPr>
+          <w:color w:val="000000"/>
+        </w:rPr>
+      </w:pPr>
+      <w:r>
+        <w:rPr>
+          <w:color w:val="000000"/>
+        </w:rPr>
         <w:t>10. When the sun sets, it gets dark.</w:t>
       </w:r>
     </w:p>
-    <w:p/>
+    <w:p>
+      <w:pPr>
+        <w:rPr>
+          <w:color w:val="000000"/>
+        </w:rPr>
+      </w:pPr>
+    </w:p>
     <w:sectPr>
       <w:pgSz w:w="12240" w:h="15840"/>
       <w:pgMar w:top="850" w:right="1134" w:bottom="850" w:left="1134" w:header="720" w:footer="720" w:gutter="0"/>
